--- a/output_receita_federal/instrucao_normativa_rfb/documents/in_rfb_1645_20160530.docx
+++ b/output_receita_federal/instrucao_normativa_rfb/documents/in_rfb_1645_20160530.docx
@@ -172,7 +172,54 @@
     </w:p>
     <w:p>
       <w:r>
-        <w:t>Parágrafo único. Para efeito do disposto no inciso I do caput, entende-se por remessa destinada ao exterior para fins educacionais, científicos ou culturais aquela relativa ao pagamento pela prestação de serviços de natureza educacional, científica ou cultural.</w:t>
+        <w:t>Parágrafo único: As remessas a que se refere o inciso I deverão ser desprovidas de finalidade econômica, destinando-se à manutenção de pessoa física que esteja cumprindo programa ou participando de evento no exterior de natureza educacional, científica ou cultural, tais como para pagamento de:</w:t>
+      </w:r>
+    </w:p>
+    <w:p>
+      <w:r>
+        <w:rPr>
+          <w:i/>
+        </w:rPr>
+        <w:t>[Redação dada pelo(a) Instrução Normativa RFB nº 1860, de 26 de dezembro de 2018]</w:t>
+      </w:r>
+    </w:p>
+    <w:p>
+      <w:r>
+        <w:t>I - taxas escolares, taxas de exames de proficiência, material didático, alojamento, alimentação e outras despesas cobradas por instituições de ensino destinadas à manutenção de estudantes;</w:t>
+      </w:r>
+    </w:p>
+    <w:p>
+      <w:r>
+        <w:rPr>
+          <w:i/>
+        </w:rPr>
+        <w:t>[Incluído(a) pelo(a) Instrução Normativa RFB nº 1860, de 26 de dezembro de 2018]</w:t>
+      </w:r>
+    </w:p>
+    <w:p>
+      <w:r>
+        <w:t>II - taxas de inscrição em congressos, conclaves, seminários ou assemelhados, mesas redondas;</w:t>
+      </w:r>
+    </w:p>
+    <w:p>
+      <w:r>
+        <w:rPr>
+          <w:i/>
+        </w:rPr>
+        <w:t>[Incluído(a) pelo(a) Instrução Normativa RFB nº 1860, de 26 de dezembro de 2018]</w:t>
+      </w:r>
+    </w:p>
+    <w:p>
+      <w:r>
+        <w:t>III - taxas de inscrição em concursos artísticos.</w:t>
+      </w:r>
+    </w:p>
+    <w:p>
+      <w:r>
+        <w:rPr>
+          <w:i/>
+        </w:rPr>
+        <w:t>[Incluído(a) pelo(a) Instrução Normativa RFB nº 1860, de 26 de dezembro de 2018]</w:t>
       </w:r>
     </w:p>
     <w:p>
